--- a/tasks/20260716-契約書取適法対応_顧客企業用業務委託/output/【雛形】業務委託基本契約書（顧客企業様用）202607取適法対応版.docx
+++ b/tasks/20260716-契約書取適法対応_顧客企業用業務委託/output/【雛形】業務委託基本契約書（顧客企業様用）202607取適法対応版.docx
@@ -2114,7 +2114,7 @@
           <w:sz w:val="18"/>
           <w:szCs w:val="18"/>
         </w:rPr>
-        <w:t xml:space="preserve">３　業務委託料の支払期日は、乙が委託業務に係る役務の提供をした日から起算して６０日以内のできる限り短い期間内において定めるものとする。支払期日を定めなかったときは当該役務の提供をした日を、６０日を超える支払期日を定めたときは当該役務の提供をした日から起算して６０日を経過した日を、それぞれ支払期日とみなす。　ただし、乙が委託業務に係る役務を継続して提供する場合において、甲乙間で１か月を超えない範囲で締切対象期間及び締切日を定めたときは、当該締切日に当該期間内の役務の提供があったものとみなして本項を適用する。</w:t>
+        <w:t xml:space="preserve">３　業務委託料の支払期日は、乙が委託業務に係る役務の提供をした日から起算して６０日以内のできる限り短い期間内において定めるものとする。支払期日を定めなかったときは当該役務の提供をした日を、６０日を超える支払期日を定めたときは当該役務の提供をした日から起算して６０日を経過した日を、それぞれ支払期日とみなす。　ただし、乙が委託業務に係る役務を継続して提供する場合において、甲乙間で１か月を超えない範囲で締切対象期間及び締切日を定めたときは、当該締切日に当該期間内の役務の提供があったものとみなして本項を適用する。なお、甲乙間で別段の締切日を定めないときは、毎月末日を締切日とする。</w:t>
       </w:r>
     </w:p>
     <w:p>
